--- a/tests/fixtures/markdown/templates/unused-body-text-style.docx
+++ b/tests/fixtures/markdown/templates/unused-body-text-style.docx
@@ -17,7 +17,7 @@
     </w:p>
     <w:p>
       <w:r>
-        <w:t>Sample body paragraph one in Normal.</w:t>
+        <w:t>Sample body paragraph one in Normal, long enough to read as the prose of an advice document.</w:t>
       </w:r>
     </w:p>
     <w:p>
@@ -27,7 +27,7 @@
     </w:p>
     <w:p>
       <w:r>
-        <w:t>Sample body paragraph two in Normal.</w:t>
+        <w:t>Sample body paragraph two in Normal, long enough to read as the prose of an advice document.</w:t>
       </w:r>
     </w:p>
     <w:p>
@@ -45,7 +45,7 @@
     </w:p>
     <w:p>
       <w:r>
-        <w:t>Sample body paragraph three in Normal.</w:t>
+        <w:t>Sample body paragraph three in Normal, long enough to read as the prose of an advice document.</w:t>
       </w:r>
     </w:p>
     <w:sectPr>
